--- a/metodic/Метод_рекоменд_студ_ЧМРУМФ_20-21.docx
+++ b/metodic/Метод_рекоменд_студ_ЧМРУМФ_20-21.docx
@@ -52,13 +52,38 @@
           <w:sz w:val="22"/>
           <w:szCs w:val="22"/>
         </w:rPr>
-        <w:t xml:space="preserve">» </w:t>
+        <w:t xml:space="preserve">», </w:t>
       </w:r>
     </w:p>
     <w:p>
       <w:pPr>
-        <w:spacing w:after="120" w:line="288" w:lineRule="auto"/>
+        <w:spacing w:line="288" w:lineRule="auto"/>
         <w:jc w:val="center"/>
+        <w:rPr>
+          <w:b/>
+          <w:sz w:val="22"/>
+          <w:szCs w:val="22"/>
+          <w:lang w:val="ru-RU"/>
+        </w:rPr>
+      </w:pPr>
+      <w:r>
+        <w:rPr>
+          <w:b/>
+          <w:sz w:val="22"/>
+          <w:szCs w:val="22"/>
+        </w:rPr>
+        <w:t xml:space="preserve">лектор </w:t>
+      </w:r>
+      <w:r>
+        <w:rPr>
+          <w:b/>
+          <w:sz w:val="22"/>
+          <w:szCs w:val="22"/>
+          <w:lang w:val="ru-RU"/>
+        </w:rPr>
+        <w:t>И</w:t>
+      </w:r>
+      <w:r>
         <w:rPr>
           <w:rFonts w:hint="default"/>
           <w:b/>
@@ -66,16 +91,22 @@
           <w:szCs w:val="22"/>
           <w:lang w:val="ru-RU"/>
         </w:rPr>
-      </w:pPr>
+        <w:t xml:space="preserve">.А. </w:t>
+      </w:r>
       <w:r>
         <w:rPr>
           <w:b/>
           <w:sz w:val="22"/>
           <w:szCs w:val="22"/>
-        </w:rPr>
-        <w:t>МП</w:t>
-      </w:r>
-      <w:r>
+          <w:lang w:val="ru-RU"/>
+        </w:rPr>
+        <w:t>Козлитин</w:t>
+      </w:r>
+    </w:p>
+    <w:p>
+      <w:pPr>
+        <w:spacing w:line="288" w:lineRule="auto"/>
+        <w:jc w:val="center"/>
         <w:rPr>
           <w:rFonts w:hint="default"/>
           <w:b/>
@@ -83,44 +114,9 @@
           <w:szCs w:val="22"/>
           <w:lang w:val="ru-RU"/>
         </w:rPr>
-        <w:t xml:space="preserve"> - 31</w:t>
-      </w:r>
-      <w:r>
-        <w:rPr>
-          <w:b/>
-          <w:sz w:val="22"/>
-          <w:szCs w:val="22"/>
-        </w:rPr>
-        <w:t xml:space="preserve">, лектор </w:t>
-      </w:r>
-      <w:r>
-        <w:rPr>
-          <w:b/>
-          <w:sz w:val="22"/>
-          <w:szCs w:val="22"/>
-          <w:lang w:val="ru-RU"/>
-        </w:rPr>
-        <w:t>И</w:t>
-      </w:r>
-      <w:r>
-        <w:rPr>
-          <w:rFonts w:hint="default"/>
-          <w:b/>
-          <w:sz w:val="22"/>
-          <w:szCs w:val="22"/>
-          <w:lang w:val="ru-RU"/>
-        </w:rPr>
-        <w:t xml:space="preserve">.А. </w:t>
-      </w:r>
-      <w:r>
-        <w:rPr>
-          <w:b/>
-          <w:sz w:val="22"/>
-          <w:szCs w:val="22"/>
-          <w:lang w:val="ru-RU"/>
-        </w:rPr>
-        <w:t>Козлитин</w:t>
-      </w:r>
+      </w:pPr>
+      <w:bookmarkStart w:id="0" w:name="_GoBack"/>
+      <w:bookmarkEnd w:id="0"/>
     </w:p>
     <w:p>
       <w:pPr>
@@ -1094,6 +1090,14 @@
         <w:gridCol w:w="492"/>
       </w:tblGrid>
       <w:tr>
+        <w:tblPrEx>
+          <w:tblCellMar>
+            <w:top w:w="0" w:type="dxa"/>
+            <w:left w:w="108" w:type="dxa"/>
+            <w:bottom w:w="0" w:type="dxa"/>
+            <w:right w:w="108" w:type="dxa"/>
+          </w:tblCellMar>
+        </w:tblPrEx>
         <w:trPr>
           <w:trHeight w:val="324" w:hRule="atLeast"/>
         </w:trPr>
@@ -2890,6 +2894,14 @@
         </w:tc>
       </w:tr>
       <w:tr>
+        <w:tblPrEx>
+          <w:tblCellMar>
+            <w:top w:w="0" w:type="dxa"/>
+            <w:left w:w="108" w:type="dxa"/>
+            <w:bottom w:w="0" w:type="dxa"/>
+            <w:right w:w="108" w:type="dxa"/>
+          </w:tblCellMar>
+        </w:tblPrEx>
         <w:trPr>
           <w:trHeight w:val="570" w:hRule="atLeast"/>
         </w:trPr>
@@ -3991,7 +4003,7 @@
             </w:r>
             <w:r>
               <w:rPr>
-                <w:rStyle w:val="19"/>
+                <w:rStyle w:val="10"/>
               </w:rPr>
               <w:t>Калиткин</w:t>
             </w:r>
@@ -4016,7 +4028,7 @@
             </w:r>
             <w:r>
               <w:rPr>
-                <w:rStyle w:val="19"/>
+                <w:rStyle w:val="10"/>
               </w:rPr>
               <w:t>Калиткин</w:t>
             </w:r>
@@ -4058,8 +4070,6 @@
           <w:szCs w:val="22"/>
         </w:rPr>
       </w:pPr>
-      <w:bookmarkStart w:id="0" w:name="_GoBack"/>
-      <w:bookmarkEnd w:id="0"/>
     </w:p>
     <w:sectPr>
       <w:footerReference r:id="rId3" w:type="default"/>
@@ -4077,46 +4087,46 @@
 <w:ftr xmlns:wpc="http://schemas.microsoft.com/office/word/2010/wordprocessingCanvas" xmlns:mc="http://schemas.openxmlformats.org/markup-compatibility/2006" xmlns:o="urn:schemas-microsoft-com:office:office" xmlns:r="http://schemas.openxmlformats.org/officeDocument/2006/relationships" xmlns:m="http://schemas.openxmlformats.org/officeDocument/2006/math" xmlns:v="urn:schemas-microsoft-com:vml" xmlns:wp14="http://schemas.microsoft.com/office/word/2010/wordprocessingDrawing" xmlns:wp="http://schemas.openxmlformats.org/drawingml/2006/wordprocessingDrawing" xmlns:w10="urn:schemas-microsoft-com:office:word" xmlns:w="http://schemas.openxmlformats.org/wordprocessingml/2006/main" xmlns:w14="http://schemas.microsoft.com/office/word/2010/wordml" xmlns:w15="http://schemas.microsoft.com/office/word/2012/wordml" xmlns:wpg="http://schemas.microsoft.com/office/word/2010/wordprocessingGroup" xmlns:wpi="http://schemas.microsoft.com/office/word/2010/wordprocessingInk" xmlns:wne="http://schemas.microsoft.com/office/word/2006/wordml" xmlns:wps="http://schemas.microsoft.com/office/word/2010/wordprocessingShape" xmlns:wpsCustomData="http://www.wps.cn/officeDocument/2013/wpsCustomData" mc:Ignorable="w14 w15 wp14">
   <w:p>
     <w:pPr>
-      <w:pStyle w:val="15"/>
+      <w:pStyle w:val="18"/>
       <w:framePr w:wrap="around" w:vAnchor="text" w:hAnchor="margin" w:xAlign="right" w:y="1"/>
       <w:rPr>
-        <w:rStyle w:val="18"/>
+        <w:rStyle w:val="9"/>
       </w:rPr>
     </w:pPr>
     <w:r>
       <w:rPr>
-        <w:rStyle w:val="18"/>
+        <w:rStyle w:val="9"/>
       </w:rPr>
       <w:fldChar w:fldCharType="begin"/>
     </w:r>
     <w:r>
       <w:rPr>
-        <w:rStyle w:val="18"/>
+        <w:rStyle w:val="9"/>
       </w:rPr>
       <w:instrText xml:space="preserve">PAGE  </w:instrText>
     </w:r>
     <w:r>
       <w:rPr>
-        <w:rStyle w:val="18"/>
+        <w:rStyle w:val="9"/>
       </w:rPr>
       <w:fldChar w:fldCharType="separate"/>
     </w:r>
     <w:r>
       <w:rPr>
-        <w:rStyle w:val="18"/>
+        <w:rStyle w:val="9"/>
       </w:rPr>
       <w:t>1</w:t>
     </w:r>
     <w:r>
       <w:rPr>
-        <w:rStyle w:val="18"/>
+        <w:rStyle w:val="9"/>
       </w:rPr>
       <w:fldChar w:fldCharType="end"/>
     </w:r>
   </w:p>
   <w:p>
     <w:pPr>
-      <w:pStyle w:val="15"/>
+      <w:pStyle w:val="18"/>
       <w:ind w:right="360"/>
     </w:pPr>
   </w:p>
@@ -4127,34 +4137,34 @@
 <w:ftr xmlns:wpc="http://schemas.microsoft.com/office/word/2010/wordprocessingCanvas" xmlns:mc="http://schemas.openxmlformats.org/markup-compatibility/2006" xmlns:o="urn:schemas-microsoft-com:office:office" xmlns:r="http://schemas.openxmlformats.org/officeDocument/2006/relationships" xmlns:m="http://schemas.openxmlformats.org/officeDocument/2006/math" xmlns:v="urn:schemas-microsoft-com:vml" xmlns:wp14="http://schemas.microsoft.com/office/word/2010/wordprocessingDrawing" xmlns:wp="http://schemas.openxmlformats.org/drawingml/2006/wordprocessingDrawing" xmlns:w10="urn:schemas-microsoft-com:office:word" xmlns:w="http://schemas.openxmlformats.org/wordprocessingml/2006/main" xmlns:w14="http://schemas.microsoft.com/office/word/2010/wordml" xmlns:w15="http://schemas.microsoft.com/office/word/2012/wordml" xmlns:wpg="http://schemas.microsoft.com/office/word/2010/wordprocessingGroup" xmlns:wpi="http://schemas.microsoft.com/office/word/2010/wordprocessingInk" xmlns:wne="http://schemas.microsoft.com/office/word/2006/wordml" xmlns:wps="http://schemas.microsoft.com/office/word/2010/wordprocessingShape" xmlns:wpsCustomData="http://www.wps.cn/officeDocument/2013/wpsCustomData" mc:Ignorable="w14 w15 wp14">
   <w:p>
     <w:pPr>
-      <w:pStyle w:val="15"/>
+      <w:pStyle w:val="18"/>
       <w:framePr w:wrap="around" w:vAnchor="text" w:hAnchor="margin" w:xAlign="right" w:y="1"/>
       <w:rPr>
-        <w:rStyle w:val="18"/>
+        <w:rStyle w:val="9"/>
       </w:rPr>
     </w:pPr>
     <w:r>
       <w:rPr>
-        <w:rStyle w:val="18"/>
+        <w:rStyle w:val="9"/>
       </w:rPr>
       <w:fldChar w:fldCharType="begin"/>
     </w:r>
     <w:r>
       <w:rPr>
-        <w:rStyle w:val="18"/>
+        <w:rStyle w:val="9"/>
       </w:rPr>
       <w:instrText xml:space="preserve">PAGE  </w:instrText>
     </w:r>
     <w:r>
       <w:rPr>
-        <w:rStyle w:val="18"/>
+        <w:rStyle w:val="9"/>
       </w:rPr>
       <w:fldChar w:fldCharType="end"/>
     </w:r>
   </w:p>
   <w:p>
     <w:pPr>
-      <w:pStyle w:val="15"/>
+      <w:pStyle w:val="18"/>
       <w:ind w:right="360"/>
     </w:pPr>
   </w:p>
@@ -4281,6 +4291,7 @@
         <w:rFonts w:ascii="Times New Roman" w:hAnsi="Times New Roman" w:eastAsia="Times New Roman" w:cs="Times New Roman"/>
       </w:rPr>
     </w:rPrDefault>
+    <w:pPrDefault/>
   </w:docDefaults>
   <w:latentStyles w:count="260" w:defQFormat="0" w:defUnhideWhenUsed="1" w:defSemiHidden="1" w:defUIPriority="99" w:defLockedState="0">
     <w:lsdException w:qFormat="1" w:unhideWhenUsed="0" w:uiPriority="0" w:semiHidden="0" w:name="Normal"/>
@@ -4433,105 +4444,7 @@
     <w:lsdException w:qFormat="1" w:unhideWhenUsed="0" w:uiPriority="0" w:name="Balloon Text"/>
     <w:lsdException w:qFormat="1" w:unhideWhenUsed="0" w:uiPriority="0" w:semiHidden="0" w:name="Table Grid"/>
     <w:lsdException w:uiPriority="0" w:name="Table Theme"/>
-    <w:lsdException w:unhideWhenUsed="0" w:uiPriority="60" w:semiHidden="0" w:name="Light Shading"/>
-    <w:lsdException w:unhideWhenUsed="0" w:uiPriority="61" w:semiHidden="0" w:name="Light List"/>
-    <w:lsdException w:unhideWhenUsed="0" w:uiPriority="62" w:semiHidden="0" w:name="Light Grid"/>
-    <w:lsdException w:unhideWhenUsed="0" w:uiPriority="63" w:semiHidden="0" w:name="Medium Shading 1"/>
-    <w:lsdException w:unhideWhenUsed="0" w:uiPriority="64" w:semiHidden="0" w:name="Medium Shading 2"/>
-    <w:lsdException w:unhideWhenUsed="0" w:uiPriority="65" w:semiHidden="0" w:name="Medium List 1"/>
-    <w:lsdException w:unhideWhenUsed="0" w:uiPriority="66" w:semiHidden="0" w:name="Medium List 2"/>
-    <w:lsdException w:unhideWhenUsed="0" w:uiPriority="67" w:semiHidden="0" w:name="Medium Grid 1"/>
-    <w:lsdException w:unhideWhenUsed="0" w:uiPriority="68" w:semiHidden="0" w:name="Medium Grid 2"/>
-    <w:lsdException w:unhideWhenUsed="0" w:uiPriority="69" w:semiHidden="0" w:name="Medium Grid 3"/>
-    <w:lsdException w:unhideWhenUsed="0" w:uiPriority="70" w:semiHidden="0" w:name="Dark List"/>
-    <w:lsdException w:unhideWhenUsed="0" w:uiPriority="71" w:semiHidden="0" w:name="Colorful Shading"/>
-    <w:lsdException w:unhideWhenUsed="0" w:uiPriority="72" w:semiHidden="0" w:name="Colorful List"/>
-    <w:lsdException w:unhideWhenUsed="0" w:uiPriority="73" w:semiHidden="0" w:name="Colorful Grid"/>
-    <w:lsdException w:unhideWhenUsed="0" w:uiPriority="60" w:semiHidden="0" w:name="Light Shading Accent 1"/>
-    <w:lsdException w:unhideWhenUsed="0" w:uiPriority="61" w:semiHidden="0" w:name="Light List Accent 1"/>
-    <w:lsdException w:unhideWhenUsed="0" w:uiPriority="62" w:semiHidden="0" w:name="Light Grid Accent 1"/>
-    <w:lsdException w:unhideWhenUsed="0" w:uiPriority="63" w:semiHidden="0" w:name="Medium Shading 1 Accent 1"/>
-    <w:lsdException w:unhideWhenUsed="0" w:uiPriority="64" w:semiHidden="0" w:name="Medium Shading 2 Accent 1"/>
-    <w:lsdException w:unhideWhenUsed="0" w:uiPriority="65" w:semiHidden="0" w:name="Medium List 1 Accent 1"/>
     <w:lsdException w:qFormat="1" w:unhideWhenUsed="0" w:uiPriority="34" w:semiHidden="0" w:name="List Paragraph"/>
-    <w:lsdException w:unhideWhenUsed="0" w:uiPriority="66" w:semiHidden="0" w:name="Medium List 2 Accent 1"/>
-    <w:lsdException w:unhideWhenUsed="0" w:uiPriority="67" w:semiHidden="0" w:name="Medium Grid 1 Accent 1"/>
-    <w:lsdException w:unhideWhenUsed="0" w:uiPriority="68" w:semiHidden="0" w:name="Medium Grid 2 Accent 1"/>
-    <w:lsdException w:unhideWhenUsed="0" w:uiPriority="69" w:semiHidden="0" w:name="Medium Grid 3 Accent 1"/>
-    <w:lsdException w:unhideWhenUsed="0" w:uiPriority="70" w:semiHidden="0" w:name="Dark List Accent 1"/>
-    <w:lsdException w:unhideWhenUsed="0" w:uiPriority="71" w:semiHidden="0" w:name="Colorful Shading Accent 1"/>
-    <w:lsdException w:unhideWhenUsed="0" w:uiPriority="72" w:semiHidden="0" w:name="Colorful List Accent 1"/>
-    <w:lsdException w:unhideWhenUsed="0" w:uiPriority="73" w:semiHidden="0" w:name="Colorful Grid Accent 1"/>
-    <w:lsdException w:unhideWhenUsed="0" w:uiPriority="60" w:semiHidden="0" w:name="Light Shading Accent 2"/>
-    <w:lsdException w:unhideWhenUsed="0" w:uiPriority="61" w:semiHidden="0" w:name="Light List Accent 2"/>
-    <w:lsdException w:unhideWhenUsed="0" w:uiPriority="62" w:semiHidden="0" w:name="Light Grid Accent 2"/>
-    <w:lsdException w:unhideWhenUsed="0" w:uiPriority="63" w:semiHidden="0" w:name="Medium Shading 1 Accent 2"/>
-    <w:lsdException w:unhideWhenUsed="0" w:uiPriority="64" w:semiHidden="0" w:name="Medium Shading 2 Accent 2"/>
-    <w:lsdException w:unhideWhenUsed="0" w:uiPriority="65" w:semiHidden="0" w:name="Medium List 1 Accent 2"/>
-    <w:lsdException w:unhideWhenUsed="0" w:uiPriority="66" w:semiHidden="0" w:name="Medium List 2 Accent 2"/>
-    <w:lsdException w:unhideWhenUsed="0" w:uiPriority="67" w:semiHidden="0" w:name="Medium Grid 1 Accent 2"/>
-    <w:lsdException w:unhideWhenUsed="0" w:uiPriority="68" w:semiHidden="0" w:name="Medium Grid 2 Accent 2"/>
-    <w:lsdException w:unhideWhenUsed="0" w:uiPriority="69" w:semiHidden="0" w:name="Medium Grid 3 Accent 2"/>
-    <w:lsdException w:unhideWhenUsed="0" w:uiPriority="70" w:semiHidden="0" w:name="Dark List Accent 2"/>
-    <w:lsdException w:unhideWhenUsed="0" w:uiPriority="71" w:semiHidden="0" w:name="Colorful Shading Accent 2"/>
-    <w:lsdException w:unhideWhenUsed="0" w:uiPriority="72" w:semiHidden="0" w:name="Colorful List Accent 2"/>
-    <w:lsdException w:unhideWhenUsed="0" w:uiPriority="73" w:semiHidden="0" w:name="Colorful Grid Accent 2"/>
-    <w:lsdException w:unhideWhenUsed="0" w:uiPriority="60" w:semiHidden="0" w:name="Light Shading Accent 3"/>
-    <w:lsdException w:unhideWhenUsed="0" w:uiPriority="61" w:semiHidden="0" w:name="Light List Accent 3"/>
-    <w:lsdException w:unhideWhenUsed="0" w:uiPriority="62" w:semiHidden="0" w:name="Light Grid Accent 3"/>
-    <w:lsdException w:unhideWhenUsed="0" w:uiPriority="63" w:semiHidden="0" w:name="Medium Shading 1 Accent 3"/>
-    <w:lsdException w:unhideWhenUsed="0" w:uiPriority="64" w:semiHidden="0" w:name="Medium Shading 2 Accent 3"/>
-    <w:lsdException w:unhideWhenUsed="0" w:uiPriority="65" w:semiHidden="0" w:name="Medium List 1 Accent 3"/>
-    <w:lsdException w:unhideWhenUsed="0" w:uiPriority="66" w:semiHidden="0" w:name="Medium List 2 Accent 3"/>
-    <w:lsdException w:unhideWhenUsed="0" w:uiPriority="67" w:semiHidden="0" w:name="Medium Grid 1 Accent 3"/>
-    <w:lsdException w:unhideWhenUsed="0" w:uiPriority="68" w:semiHidden="0" w:name="Medium Grid 2 Accent 3"/>
-    <w:lsdException w:unhideWhenUsed="0" w:uiPriority="69" w:semiHidden="0" w:name="Medium Grid 3 Accent 3"/>
-    <w:lsdException w:unhideWhenUsed="0" w:uiPriority="70" w:semiHidden="0" w:name="Dark List Accent 3"/>
-    <w:lsdException w:unhideWhenUsed="0" w:uiPriority="71" w:semiHidden="0" w:name="Colorful Shading Accent 3"/>
-    <w:lsdException w:unhideWhenUsed="0" w:uiPriority="72" w:semiHidden="0" w:name="Colorful List Accent 3"/>
-    <w:lsdException w:unhideWhenUsed="0" w:uiPriority="73" w:semiHidden="0" w:name="Colorful Grid Accent 3"/>
-    <w:lsdException w:unhideWhenUsed="0" w:uiPriority="60" w:semiHidden="0" w:name="Light Shading Accent 4"/>
-    <w:lsdException w:unhideWhenUsed="0" w:uiPriority="61" w:semiHidden="0" w:name="Light List Accent 4"/>
-    <w:lsdException w:unhideWhenUsed="0" w:uiPriority="62" w:semiHidden="0" w:name="Light Grid Accent 4"/>
-    <w:lsdException w:unhideWhenUsed="0" w:uiPriority="63" w:semiHidden="0" w:name="Medium Shading 1 Accent 4"/>
-    <w:lsdException w:unhideWhenUsed="0" w:uiPriority="64" w:semiHidden="0" w:name="Medium Shading 2 Accent 4"/>
-    <w:lsdException w:unhideWhenUsed="0" w:uiPriority="65" w:semiHidden="0" w:name="Medium List 1 Accent 4"/>
-    <w:lsdException w:unhideWhenUsed="0" w:uiPriority="66" w:semiHidden="0" w:name="Medium List 2 Accent 4"/>
-    <w:lsdException w:unhideWhenUsed="0" w:uiPriority="67" w:semiHidden="0" w:name="Medium Grid 1 Accent 4"/>
-    <w:lsdException w:unhideWhenUsed="0" w:uiPriority="68" w:semiHidden="0" w:name="Medium Grid 2 Accent 4"/>
-    <w:lsdException w:unhideWhenUsed="0" w:uiPriority="69" w:semiHidden="0" w:name="Medium Grid 3 Accent 4"/>
-    <w:lsdException w:unhideWhenUsed="0" w:uiPriority="70" w:semiHidden="0" w:name="Dark List Accent 4"/>
-    <w:lsdException w:unhideWhenUsed="0" w:uiPriority="71" w:semiHidden="0" w:name="Colorful Shading Accent 4"/>
-    <w:lsdException w:unhideWhenUsed="0" w:uiPriority="72" w:semiHidden="0" w:name="Colorful List Accent 4"/>
-    <w:lsdException w:unhideWhenUsed="0" w:uiPriority="73" w:semiHidden="0" w:name="Colorful Grid Accent 4"/>
-    <w:lsdException w:unhideWhenUsed="0" w:uiPriority="60" w:semiHidden="0" w:name="Light Shading Accent 5"/>
-    <w:lsdException w:unhideWhenUsed="0" w:uiPriority="61" w:semiHidden="0" w:name="Light List Accent 5"/>
-    <w:lsdException w:unhideWhenUsed="0" w:uiPriority="62" w:semiHidden="0" w:name="Light Grid Accent 5"/>
-    <w:lsdException w:unhideWhenUsed="0" w:uiPriority="63" w:semiHidden="0" w:name="Medium Shading 1 Accent 5"/>
-    <w:lsdException w:unhideWhenUsed="0" w:uiPriority="64" w:semiHidden="0" w:name="Medium Shading 2 Accent 5"/>
-    <w:lsdException w:unhideWhenUsed="0" w:uiPriority="65" w:semiHidden="0" w:name="Medium List 1 Accent 5"/>
-    <w:lsdException w:unhideWhenUsed="0" w:uiPriority="66" w:semiHidden="0" w:name="Medium List 2 Accent 5"/>
-    <w:lsdException w:unhideWhenUsed="0" w:uiPriority="67" w:semiHidden="0" w:name="Medium Grid 1 Accent 5"/>
-    <w:lsdException w:unhideWhenUsed="0" w:uiPriority="68" w:semiHidden="0" w:name="Medium Grid 2 Accent 5"/>
-    <w:lsdException w:unhideWhenUsed="0" w:uiPriority="69" w:semiHidden="0" w:name="Medium Grid 3 Accent 5"/>
-    <w:lsdException w:unhideWhenUsed="0" w:uiPriority="70" w:semiHidden="0" w:name="Dark List Accent 5"/>
-    <w:lsdException w:unhideWhenUsed="0" w:uiPriority="71" w:semiHidden="0" w:name="Colorful Shading Accent 5"/>
-    <w:lsdException w:unhideWhenUsed="0" w:uiPriority="72" w:semiHidden="0" w:name="Colorful List Accent 5"/>
-    <w:lsdException w:unhideWhenUsed="0" w:uiPriority="73" w:semiHidden="0" w:name="Colorful Grid Accent 5"/>
-    <w:lsdException w:unhideWhenUsed="0" w:uiPriority="60" w:semiHidden="0" w:name="Light Shading Accent 6"/>
-    <w:lsdException w:unhideWhenUsed="0" w:uiPriority="61" w:semiHidden="0" w:name="Light List Accent 6"/>
-    <w:lsdException w:unhideWhenUsed="0" w:uiPriority="62" w:semiHidden="0" w:name="Light Grid Accent 6"/>
-    <w:lsdException w:unhideWhenUsed="0" w:uiPriority="63" w:semiHidden="0" w:name="Medium Shading 1 Accent 6"/>
-    <w:lsdException w:unhideWhenUsed="0" w:uiPriority="64" w:semiHidden="0" w:name="Medium Shading 2 Accent 6"/>
-    <w:lsdException w:unhideWhenUsed="0" w:uiPriority="65" w:semiHidden="0" w:name="Medium List 1 Accent 6"/>
-    <w:lsdException w:unhideWhenUsed="0" w:uiPriority="66" w:semiHidden="0" w:name="Medium List 2 Accent 6"/>
-    <w:lsdException w:unhideWhenUsed="0" w:uiPriority="67" w:semiHidden="0" w:name="Medium Grid 1 Accent 6"/>
-    <w:lsdException w:unhideWhenUsed="0" w:uiPriority="68" w:semiHidden="0" w:name="Medium Grid 2 Accent 6"/>
-    <w:lsdException w:unhideWhenUsed="0" w:uiPriority="69" w:semiHidden="0" w:name="Medium Grid 3 Accent 6"/>
-    <w:lsdException w:unhideWhenUsed="0" w:uiPriority="70" w:semiHidden="0" w:name="Dark List Accent 6"/>
-    <w:lsdException w:unhideWhenUsed="0" w:uiPriority="71" w:semiHidden="0" w:name="Colorful Shading Accent 6"/>
-    <w:lsdException w:unhideWhenUsed="0" w:uiPriority="72" w:semiHidden="0" w:name="Colorful List Accent 6"/>
-    <w:lsdException w:unhideWhenUsed="0" w:uiPriority="73" w:semiHidden="0" w:name="Colorful Grid Accent 6"/>
   </w:latentStyles>
   <w:style w:type="paragraph" w:default="1" w:styleId="1">
     <w:name w:val="Normal"/>
@@ -4626,7 +4539,41 @@
       </w:tblCellMar>
     </w:tblPr>
   </w:style>
-  <w:style w:type="paragraph" w:styleId="7">
+  <w:style w:type="character" w:styleId="7">
+    <w:name w:val="FollowedHyperlink"/>
+    <w:unhideWhenUsed/>
+    <w:qFormat/>
+    <w:uiPriority w:val="99"/>
+    <w:rPr>
+      <w:color w:val="800080"/>
+      <w:u w:val="single"/>
+    </w:rPr>
+  </w:style>
+  <w:style w:type="character" w:styleId="8">
+    <w:name w:val="Hyperlink"/>
+    <w:qFormat/>
+    <w:uiPriority w:val="0"/>
+    <w:rPr>
+      <w:color w:val="0852C6"/>
+      <w:u w:val="single"/>
+    </w:rPr>
+  </w:style>
+  <w:style w:type="character" w:styleId="9">
+    <w:name w:val="page number"/>
+    <w:basedOn w:val="5"/>
+    <w:qFormat/>
+    <w:uiPriority w:val="0"/>
+  </w:style>
+  <w:style w:type="character" w:styleId="10">
+    <w:name w:val="Strong"/>
+    <w:qFormat/>
+    <w:uiPriority w:val="22"/>
+    <w:rPr>
+      <w:b/>
+      <w:bCs/>
+    </w:rPr>
+  </w:style>
+  <w:style w:type="paragraph" w:styleId="11">
     <w:name w:val="Balloon Text"/>
     <w:basedOn w:val="1"/>
     <w:link w:val="31"/>
@@ -4639,17 +4586,7 @@
       <w:szCs w:val="16"/>
     </w:rPr>
   </w:style>
-  <w:style w:type="paragraph" w:styleId="8">
-    <w:name w:val="Body Text"/>
-    <w:basedOn w:val="1"/>
-    <w:link w:val="22"/>
-    <w:qFormat/>
-    <w:uiPriority w:val="0"/>
-    <w:pPr>
-      <w:spacing w:after="120"/>
-    </w:pPr>
-  </w:style>
-  <w:style w:type="paragraph" w:styleId="9">
+  <w:style w:type="paragraph" w:styleId="12">
     <w:name w:val="Body Text 2"/>
     <w:basedOn w:val="1"/>
     <w:link w:val="28"/>
@@ -4662,7 +4599,61 @@
       <w:sz w:val="26"/>
     </w:rPr>
   </w:style>
-  <w:style w:type="paragraph" w:styleId="10">
+  <w:style w:type="paragraph" w:styleId="13">
+    <w:name w:val="Body Text Indent 3"/>
+    <w:basedOn w:val="1"/>
+    <w:link w:val="30"/>
+    <w:qFormat/>
+    <w:uiPriority w:val="0"/>
+    <w:pPr>
+      <w:spacing w:before="120"/>
+      <w:ind w:firstLine="425"/>
+      <w:jc w:val="both"/>
+    </w:pPr>
+    <w:rPr>
+      <w:sz w:val="20"/>
+      <w:szCs w:val="20"/>
+    </w:rPr>
+  </w:style>
+  <w:style w:type="paragraph" w:styleId="14">
+    <w:name w:val="annotation text"/>
+    <w:basedOn w:val="1"/>
+    <w:link w:val="29"/>
+    <w:qFormat/>
+    <w:uiPriority w:val="0"/>
+    <w:rPr>
+      <w:sz w:val="20"/>
+      <w:szCs w:val="20"/>
+    </w:rPr>
+  </w:style>
+  <w:style w:type="paragraph" w:styleId="15">
+    <w:name w:val="header"/>
+    <w:basedOn w:val="1"/>
+    <w:link w:val="32"/>
+    <w:qFormat/>
+    <w:uiPriority w:val="0"/>
+    <w:pPr>
+      <w:tabs>
+        <w:tab w:val="center" w:pos="4677"/>
+        <w:tab w:val="right" w:pos="9355"/>
+      </w:tabs>
+    </w:pPr>
+    <w:rPr>
+      <w:sz w:val="20"/>
+      <w:szCs w:val="20"/>
+    </w:rPr>
+  </w:style>
+  <w:style w:type="paragraph" w:styleId="16">
+    <w:name w:val="Body Text"/>
+    <w:basedOn w:val="1"/>
+    <w:link w:val="22"/>
+    <w:qFormat/>
+    <w:uiPriority w:val="0"/>
+    <w:pPr>
+      <w:spacing w:after="120"/>
+    </w:pPr>
+  </w:style>
+  <w:style w:type="paragraph" w:styleId="17">
     <w:name w:val="Body Text Indent"/>
     <w:basedOn w:val="1"/>
     <w:link w:val="27"/>
@@ -4680,7 +4671,20 @@
       <w:lang w:eastAsia="en-US"/>
     </w:rPr>
   </w:style>
-  <w:style w:type="paragraph" w:styleId="11">
+  <w:style w:type="paragraph" w:styleId="18">
+    <w:name w:val="footer"/>
+    <w:basedOn w:val="1"/>
+    <w:link w:val="33"/>
+    <w:qFormat/>
+    <w:uiPriority w:val="99"/>
+    <w:pPr>
+      <w:tabs>
+        <w:tab w:val="center" w:pos="4677"/>
+        <w:tab w:val="right" w:pos="9355"/>
+      </w:tabs>
+    </w:pPr>
+  </w:style>
+  <w:style w:type="paragraph" w:styleId="19">
     <w:name w:val="Body Text Indent 2"/>
     <w:basedOn w:val="1"/>
     <w:link w:val="36"/>
@@ -4695,97 +4699,6 @@
       <w:b/>
       <w:bCs/>
       <w:szCs w:val="20"/>
-    </w:rPr>
-  </w:style>
-  <w:style w:type="paragraph" w:styleId="12">
-    <w:name w:val="Body Text Indent 3"/>
-    <w:basedOn w:val="1"/>
-    <w:link w:val="30"/>
-    <w:qFormat/>
-    <w:uiPriority w:val="0"/>
-    <w:pPr>
-      <w:spacing w:before="120"/>
-      <w:ind w:firstLine="425"/>
-      <w:jc w:val="both"/>
-    </w:pPr>
-    <w:rPr>
-      <w:sz w:val="20"/>
-      <w:szCs w:val="20"/>
-    </w:rPr>
-  </w:style>
-  <w:style w:type="paragraph" w:styleId="13">
-    <w:name w:val="annotation text"/>
-    <w:basedOn w:val="1"/>
-    <w:link w:val="29"/>
-    <w:qFormat/>
-    <w:uiPriority w:val="0"/>
-    <w:rPr>
-      <w:sz w:val="20"/>
-      <w:szCs w:val="20"/>
-    </w:rPr>
-  </w:style>
-  <w:style w:type="character" w:styleId="14">
-    <w:name w:val="FollowedHyperlink"/>
-    <w:unhideWhenUsed/>
-    <w:qFormat/>
-    <w:uiPriority w:val="99"/>
-    <w:rPr>
-      <w:color w:val="800080"/>
-      <w:u w:val="single"/>
-    </w:rPr>
-  </w:style>
-  <w:style w:type="paragraph" w:styleId="15">
-    <w:name w:val="footer"/>
-    <w:basedOn w:val="1"/>
-    <w:link w:val="33"/>
-    <w:qFormat/>
-    <w:uiPriority w:val="99"/>
-    <w:pPr>
-      <w:tabs>
-        <w:tab w:val="center" w:pos="4677"/>
-        <w:tab w:val="right" w:pos="9355"/>
-      </w:tabs>
-    </w:pPr>
-  </w:style>
-  <w:style w:type="paragraph" w:styleId="16">
-    <w:name w:val="header"/>
-    <w:basedOn w:val="1"/>
-    <w:link w:val="32"/>
-    <w:qFormat/>
-    <w:uiPriority w:val="0"/>
-    <w:pPr>
-      <w:tabs>
-        <w:tab w:val="center" w:pos="4677"/>
-        <w:tab w:val="right" w:pos="9355"/>
-      </w:tabs>
-    </w:pPr>
-    <w:rPr>
-      <w:sz w:val="20"/>
-      <w:szCs w:val="20"/>
-    </w:rPr>
-  </w:style>
-  <w:style w:type="character" w:styleId="17">
-    <w:name w:val="Hyperlink"/>
-    <w:qFormat/>
-    <w:uiPriority w:val="0"/>
-    <w:rPr>
-      <w:color w:val="0852C6"/>
-      <w:u w:val="single"/>
-    </w:rPr>
-  </w:style>
-  <w:style w:type="character" w:styleId="18">
-    <w:name w:val="page number"/>
-    <w:basedOn w:val="5"/>
-    <w:qFormat/>
-    <w:uiPriority w:val="0"/>
-  </w:style>
-  <w:style w:type="character" w:styleId="19">
-    <w:name w:val="Strong"/>
-    <w:qFormat/>
-    <w:uiPriority w:val="22"/>
-    <w:rPr>
-      <w:b/>
-      <w:bCs/>
     </w:rPr>
   </w:style>
   <w:style w:type="table" w:styleId="20">
@@ -4805,7 +4718,7 @@
     </w:tblPr>
   </w:style>
   <w:style w:type="paragraph" w:customStyle="1" w:styleId="21">
-    <w:name w:val="Обычный (веб)"/>
+    <w:name w:val="Обычный (веб)1"/>
     <w:basedOn w:val="1"/>
     <w:qFormat/>
     <w:uiPriority w:val="0"/>
@@ -4815,7 +4728,7 @@
   </w:style>
   <w:style w:type="character" w:customStyle="1" w:styleId="22">
     <w:name w:val="Основной текст Знак"/>
-    <w:link w:val="8"/>
+    <w:link w:val="16"/>
     <w:qFormat/>
     <w:uiPriority w:val="0"/>
     <w:rPr>
@@ -4880,7 +4793,7 @@
   </w:style>
   <w:style w:type="character" w:customStyle="1" w:styleId="27">
     <w:name w:val="Основной текст с отступом Знак"/>
-    <w:link w:val="10"/>
+    <w:link w:val="17"/>
     <w:qFormat/>
     <w:uiPriority w:val="0"/>
     <w:rPr>
@@ -4892,7 +4805,7 @@
   </w:style>
   <w:style w:type="character" w:customStyle="1" w:styleId="28">
     <w:name w:val="Основной текст 2 Знак"/>
-    <w:link w:val="9"/>
+    <w:link w:val="12"/>
     <w:qFormat/>
     <w:uiPriority w:val="0"/>
     <w:rPr>
@@ -4903,20 +4816,20 @@
   <w:style w:type="character" w:customStyle="1" w:styleId="29">
     <w:name w:val="Текст примечания Знак"/>
     <w:basedOn w:val="5"/>
-    <w:link w:val="13"/>
+    <w:link w:val="14"/>
     <w:qFormat/>
     <w:uiPriority w:val="0"/>
   </w:style>
   <w:style w:type="character" w:customStyle="1" w:styleId="30">
     <w:name w:val="Основной текст с отступом 3 Знак"/>
     <w:basedOn w:val="5"/>
-    <w:link w:val="12"/>
+    <w:link w:val="13"/>
     <w:qFormat/>
     <w:uiPriority w:val="0"/>
   </w:style>
   <w:style w:type="character" w:customStyle="1" w:styleId="31">
     <w:name w:val="Текст выноски Знак"/>
-    <w:link w:val="7"/>
+    <w:link w:val="11"/>
     <w:semiHidden/>
     <w:qFormat/>
     <w:uiPriority w:val="0"/>
@@ -4929,13 +4842,13 @@
   <w:style w:type="character" w:customStyle="1" w:styleId="32">
     <w:name w:val="Верхний колонтитул Знак"/>
     <w:basedOn w:val="5"/>
-    <w:link w:val="16"/>
+    <w:link w:val="15"/>
     <w:qFormat/>
     <w:uiPriority w:val="0"/>
   </w:style>
   <w:style w:type="character" w:customStyle="1" w:styleId="33">
     <w:name w:val="Нижний колонтитул Знак"/>
-    <w:link w:val="15"/>
+    <w:link w:val="18"/>
     <w:qFormat/>
     <w:uiPriority w:val="99"/>
     <w:rPr>
@@ -4944,7 +4857,7 @@
     </w:rPr>
   </w:style>
   <w:style w:type="paragraph" w:customStyle="1" w:styleId="34">
-    <w:name w:val="Название"/>
+    <w:name w:val="Название1"/>
     <w:basedOn w:val="1"/>
     <w:link w:val="35"/>
     <w:qFormat/>
@@ -4973,7 +4886,7 @@
   </w:style>
   <w:style w:type="character" w:customStyle="1" w:styleId="36">
     <w:name w:val="Основной текст с отступом 2 Знак"/>
-    <w:link w:val="11"/>
+    <w:link w:val="19"/>
     <w:qFormat/>
     <w:uiPriority w:val="0"/>
     <w:rPr>
@@ -5133,7 +5046,7 @@
         <a:solidFill>
           <a:schemeClr val="phClr"/>
         </a:solidFill>
-        <a:gradFill rotWithShape="true">
+        <a:gradFill rotWithShape="1">
           <a:gsLst>
             <a:gs pos="0">
               <a:schemeClr val="phClr">
@@ -5157,9 +5070,9 @@
               </a:schemeClr>
             </a:gs>
           </a:gsLst>
-          <a:lin ang="5400000" scaled="false"/>
+          <a:lin ang="5400000" scaled="0"/>
         </a:gradFill>
-        <a:gradFill rotWithShape="true">
+        <a:gradFill rotWithShape="1">
           <a:gsLst>
             <a:gs pos="0">
               <a:schemeClr val="phClr">
@@ -5183,7 +5096,7 @@
               </a:schemeClr>
             </a:gs>
           </a:gsLst>
-          <a:lin ang="5400000" scaled="false"/>
+          <a:lin ang="5400000" scaled="0"/>
         </a:gradFill>
       </a:fillStyleLst>
       <a:lnStyleLst>
@@ -5236,7 +5149,7 @@
             <a:satMod val="170000"/>
           </a:schemeClr>
         </a:solidFill>
-        <a:gradFill rotWithShape="true">
+        <a:gradFill rotWithShape="1">
           <a:gsLst>
             <a:gs pos="0">
               <a:schemeClr val="phClr">
@@ -5261,27 +5174,11 @@
               </a:schemeClr>
             </a:gs>
           </a:gsLst>
-          <a:lin ang="5400000" scaled="false"/>
+          <a:lin ang="5400000" scaled="0"/>
         </a:gradFill>
       </a:bgFillStyleLst>
     </a:fmtScheme>
   </a:themeElements>
   <a:objectDefaults/>
 </a:theme>
-</file>
-
-<file path=customXml/item1.xml><?xml version="1.0" encoding="utf-8"?>
-<s:customData xmlns="http://www.wps.cn/officeDocument/2013/wpsCustomData" xmlns:s="http://www.wps.cn/officeDocument/2013/wpsCustomData">
-  <customSectProps>
-    <customSectPr/>
-  </customSectProps>
-</s:customData>
-</file>
-
-<file path=customXml/itemProps1.xml><?xml version="1.0" encoding="utf-8"?>
-<ds:datastoreItem xmlns:ds="http://schemas.openxmlformats.org/officeDocument/2006/customXml" ds:itemID="{B1977F7D-205B-4081-913C-38D41E755F92}">
-  <ds:schemaRefs>
-    <ds:schemaRef ds:uri="http://www.wps.cn/officeDocument/2013/wpsCustomData"/>
-  </ds:schemaRefs>
-</ds:datastoreItem>
 </file>